--- a/Coding 2 - year/Unit 5 - Sorting Searching & Recursion/Daily Lesson Plans/Word/Day 5.docx
+++ b/Coding 2 - year/Unit 5 - Sorting Searching & Recursion/Daily Lesson Plans/Word/Day 5.docx
@@ -50,12 +50,15 @@
               </w:rPr>
               <w:t xml:space="preserve">Coding II — Full Year</w:t>
             </w:r>
-          </w:p>
-          <w:p>
-            <w:pPr>
-              <w:spacing w:before="40"/>
-              <w:jc w:val="center"/>
-            </w:pPr>
+            <w:r>
+              <w:rPr>
+                <w:rFonts w:ascii="Arial" w:cs="Arial" w:eastAsia="Arial" w:hAnsi="Arial"/>
+                <w:sz w:val="16"/>
+                <w:szCs w:val="16"/>
+              </w:rPr>
+              <w:br/>
+              <w:t xml:space="preserve"/>
+            </w:r>
             <w:r>
               <w:rPr>
                 <w:rFonts w:ascii="Arial" w:cs="Arial" w:eastAsia="Arial" w:hAnsi="Arial"/>
@@ -83,7 +86,7 @@
           <w:rFonts w:ascii="Arial" w:cs="Arial" w:eastAsia="Arial" w:hAnsi="Arial"/>
           <w:b/>
           <w:bCs/>
-          <w:color w:val="0D3B1F"/>
+          <w:color w:val="1B7A4A"/>
           <w:sz w:val="32"/>
           <w:szCs w:val="32"/>
         </w:rPr>
@@ -261,9 +264,9 @@
               <w:right w:val="single" w:color="CCCCCC" w:sz="1"/>
             </w:tcBorders>
             <w:tcMar>
-              <w:top w:type="dxa" w:w="60"/>
+              <w:top w:type="dxa" w:w="80"/>
               <w:left w:type="dxa" w:w="120"/>
-              <w:bottom w:type="dxa" w:w="60"/>
+              <w:bottom w:type="dxa" w:w="80"/>
               <w:right w:type="dxa" w:w="120"/>
             </w:tcMar>
           </w:tcPr>
@@ -290,20 +293,213 @@
               <w:right w:val="single" w:color="CCCCCC" w:sz="1"/>
             </w:tcBorders>
             <w:tcMar>
-              <w:top w:type="dxa" w:w="60"/>
+              <w:top w:type="dxa" w:w="80"/>
               <w:left w:type="dxa" w:w="120"/>
-              <w:bottom w:type="dxa" w:w="60"/>
+              <w:bottom w:type="dxa" w:w="80"/>
               <w:right w:type="dxa" w:w="120"/>
             </w:tcMar>
           </w:tcPr>
           <w:p>
-            <w:r>
-              <w:rPr>
-                <w:rFonts w:ascii="Arial" w:cs="Arial" w:eastAsia="Arial" w:hAnsi="Arial"/>
-                <w:sz w:val="20"/>
-                <w:szCs w:val="20"/>
+            <w:pPr>
+              <w:spacing w:after="80" w:before="80"/>
+            </w:pPr>
+            <w:r>
+              <w:rPr>
+                <w:rFonts w:ascii="Arial" w:cs="Arial" w:eastAsia="Arial" w:hAnsi="Arial"/>
+                <w:b/>
+                <w:bCs/>
+                <w:i w:val="false"/>
+                <w:iCs w:val="false"/>
+                <w:color w:val="000000"/>
+                <w:sz w:val="22"/>
+                <w:szCs w:val="22"/>
               </w:rPr>
               <w:t xml:space="preserve">Bell Ringer / Review</w:t>
+            </w:r>
+            <w:r>
+              <w:rPr>
+                <w:rFonts w:ascii="Arial" w:cs="Arial" w:eastAsia="Arial" w:hAnsi="Arial"/>
+                <w:sz w:val="20"/>
+                <w:szCs w:val="20"/>
+              </w:rPr>
+              <w:br/>
+              <w:t xml:space="preserve"/>
+            </w:r>
+            <w:r>
+              <w:rPr>
+                <w:rFonts w:ascii="Arial" w:cs="Arial" w:eastAsia="Arial" w:hAnsi="Arial"/>
+                <w:sz w:val="20"/>
+                <w:szCs w:val="20"/>
+              </w:rPr>
+              <w:br/>
+              <w:t xml:space="preserve"/>
+            </w:r>
+            <w:r>
+              <w:rPr>
+                <w:rFonts w:ascii="Arial" w:cs="Arial" w:eastAsia="Arial" w:hAnsi="Arial"/>
+                <w:b/>
+                <w:bCs/>
+                <w:i w:val="false"/>
+                <w:iCs w:val="false"/>
+                <w:color w:val="000000"/>
+                <w:sz w:val="20"/>
+                <w:szCs w:val="20"/>
+              </w:rPr>
+              <w:t xml:space="preserve">Quick Write </w:t>
+            </w:r>
+            <w:r>
+              <w:rPr>
+                <w:rFonts w:ascii="Arial" w:cs="Arial" w:eastAsia="Arial" w:hAnsi="Arial"/>
+                <w:b w:val="false"/>
+                <w:bCs w:val="false"/>
+                <w:i w:val="false"/>
+                <w:iCs w:val="false"/>
+                <w:color w:val="000000"/>
+                <w:sz w:val="20"/>
+                <w:szCs w:val="20"/>
+              </w:rPr>
+              <w:t xml:space="preserve">(3 min — written or verbal):</w:t>
+            </w:r>
+            <w:r>
+              <w:rPr>
+                <w:rFonts w:ascii="Arial" w:cs="Arial" w:eastAsia="Arial" w:hAnsi="Arial"/>
+                <w:sz w:val="20"/>
+                <w:szCs w:val="20"/>
+              </w:rPr>
+              <w:br/>
+              <w:t xml:space="preserve"/>
+            </w:r>
+            <w:r>
+              <w:rPr>
+                <w:rFonts w:ascii="Arial" w:cs="Arial" w:eastAsia="Arial" w:hAnsi="Arial"/>
+                <w:b w:val="false"/>
+                <w:bCs w:val="false"/>
+                <w:i w:val="false"/>
+                <w:iCs w:val="false"/>
+                <w:color w:val="000000"/>
+                <w:sz w:val="20"/>
+                <w:szCs w:val="20"/>
+              </w:rPr>
+              <w:t xml:space="preserve">    What do you already know about how to implement iterative binary search and explain why data must be sorted?</w:t>
+            </w:r>
+            <w:r>
+              <w:rPr>
+                <w:rFonts w:ascii="Arial" w:cs="Arial" w:eastAsia="Arial" w:hAnsi="Arial"/>
+                <w:sz w:val="20"/>
+                <w:szCs w:val="20"/>
+              </w:rPr>
+              <w:br/>
+              <w:t xml:space="preserve"/>
+            </w:r>
+            <w:r>
+              <w:rPr>
+                <w:rFonts w:ascii="Arial" w:cs="Arial" w:eastAsia="Arial" w:hAnsi="Arial"/>
+                <w:sz w:val="20"/>
+                <w:szCs w:val="20"/>
+              </w:rPr>
+              <w:br/>
+              <w:t xml:space="preserve"/>
+            </w:r>
+            <w:r>
+              <w:rPr>
+                <w:rFonts w:ascii="Arial" w:cs="Arial" w:eastAsia="Arial" w:hAnsi="Arial"/>
+                <w:b/>
+                <w:bCs/>
+                <w:i w:val="false"/>
+                <w:iCs w:val="false"/>
+                <w:color w:val="000000"/>
+                <w:sz w:val="20"/>
+                <w:szCs w:val="20"/>
+              </w:rPr>
+              <w:t xml:space="preserve">Vocabulary Preview — </w:t>
+            </w:r>
+            <w:r>
+              <w:rPr>
+                <w:rFonts w:ascii="Arial" w:cs="Arial" w:eastAsia="Arial" w:hAnsi="Arial"/>
+                <w:b w:val="false"/>
+                <w:bCs w:val="false"/>
+                <w:i w:val="false"/>
+                <w:iCs w:val="false"/>
+                <w:color w:val="000000"/>
+                <w:sz w:val="20"/>
+                <w:szCs w:val="20"/>
+              </w:rPr>
+              <w:t xml:space="preserve">terms we'll use today:</w:t>
+            </w:r>
+            <w:r>
+              <w:rPr>
+                <w:rFonts w:ascii="Arial" w:cs="Arial" w:eastAsia="Arial" w:hAnsi="Arial"/>
+                <w:sz w:val="20"/>
+                <w:szCs w:val="20"/>
+              </w:rPr>
+              <w:br/>
+              <w:t xml:space="preserve"/>
+            </w:r>
+            <w:r>
+              <w:rPr>
+                <w:rFonts w:ascii="Arial" w:cs="Arial" w:eastAsia="Arial" w:hAnsi="Arial"/>
+                <w:b w:val="false"/>
+                <w:bCs w:val="false"/>
+                <w:i w:val="false"/>
+                <w:iCs w:val="false"/>
+                <w:color w:val="000000"/>
+                <w:sz w:val="20"/>
+                <w:szCs w:val="20"/>
+              </w:rPr>
+              <w:t xml:space="preserve">    • Binary Search   •   sorted data   •   Prerequisite   •   Time Complexity   •   Why O(log n)?</w:t>
+            </w:r>
+            <w:r>
+              <w:rPr>
+                <w:rFonts w:ascii="Arial" w:cs="Arial" w:eastAsia="Arial" w:hAnsi="Arial"/>
+                <w:sz w:val="20"/>
+                <w:szCs w:val="20"/>
+              </w:rPr>
+              <w:br/>
+              <w:t xml:space="preserve"/>
+            </w:r>
+            <w:r>
+              <w:rPr>
+                <w:rFonts w:ascii="Arial" w:cs="Arial" w:eastAsia="Arial" w:hAnsi="Arial"/>
+                <w:sz w:val="20"/>
+                <w:szCs w:val="20"/>
+              </w:rPr>
+              <w:br/>
+              <w:t xml:space="preserve"/>
+            </w:r>
+            <w:r>
+              <w:rPr>
+                <w:rFonts w:ascii="Arial" w:cs="Arial" w:eastAsia="Arial" w:hAnsi="Arial"/>
+                <w:b w:val="false"/>
+                <w:bCs w:val="false"/>
+                <w:i/>
+                <w:iCs/>
+                <w:color w:val="444444"/>
+                <w:sz w:val="20"/>
+                <w:szCs w:val="20"/>
+              </w:rPr>
+              <w:t xml:space="preserve">Today's Goal: By the end of class you will be able to implement iterative binary search and explain why data must be sorted.</w:t>
+            </w:r>
+            <w:r>
+              <w:rPr>
+                <w:rFonts w:ascii="Arial" w:cs="Arial" w:eastAsia="Arial" w:hAnsi="Arial"/>
+                <w:sz w:val="20"/>
+                <w:szCs w:val="20"/>
+              </w:rPr>
+              <w:br/>
+              <w:t xml:space="preserve"/>
+            </w:r>
+            <w:r>
+              <w:rPr>
+                <w:rFonts w:ascii="Arial" w:cs="Arial" w:eastAsia="Arial" w:hAnsi="Arial"/>
+                <w:b w:val="false"/>
+                <w:bCs w:val="false"/>
+                <w:i/>
+                <w:iCs/>
+                <w:color w:val="555555"/>
+                <w:sz w:val="20"/>
+                <w:szCs w:val="20"/>
+              </w:rPr>
+              <w:t xml:space="preserve">→ Pair-share your response, then 2–3 students share with the class.</w:t>
             </w:r>
           </w:p>
         </w:tc>
@@ -319,9 +515,9 @@
               <w:right w:val="single" w:color="CCCCCC" w:sz="1"/>
             </w:tcBorders>
             <w:tcMar>
-              <w:top w:type="dxa" w:w="60"/>
+              <w:top w:type="dxa" w:w="80"/>
               <w:left w:type="dxa" w:w="120"/>
-              <w:bottom w:type="dxa" w:w="60"/>
+              <w:bottom w:type="dxa" w:w="80"/>
               <w:right w:type="dxa" w:w="120"/>
             </w:tcMar>
           </w:tcPr>
@@ -348,20 +544,336 @@
               <w:right w:val="single" w:color="CCCCCC" w:sz="1"/>
             </w:tcBorders>
             <w:tcMar>
-              <w:top w:type="dxa" w:w="60"/>
+              <w:top w:type="dxa" w:w="80"/>
               <w:left w:type="dxa" w:w="120"/>
-              <w:bottom w:type="dxa" w:w="60"/>
+              <w:bottom w:type="dxa" w:w="80"/>
               <w:right w:type="dxa" w:w="120"/>
             </w:tcMar>
           </w:tcPr>
           <w:p>
-            <w:r>
-              <w:rPr>
-                <w:rFonts w:ascii="Arial" w:cs="Arial" w:eastAsia="Arial" w:hAnsi="Arial"/>
-                <w:sz w:val="20"/>
-                <w:szCs w:val="20"/>
-              </w:rPr>
-              <w:t xml:space="preserve">Mini Lesson: Binary Search Prerequisites &amp; Iterative Implementation</w:t>
+            <w:pPr>
+              <w:spacing w:after="80" w:before="80"/>
+            </w:pPr>
+            <w:r>
+              <w:rPr>
+                <w:rFonts w:ascii="Arial" w:cs="Arial" w:eastAsia="Arial" w:hAnsi="Arial"/>
+                <w:b/>
+                <w:bCs/>
+                <w:i w:val="false"/>
+                <w:iCs w:val="false"/>
+                <w:color w:val="000000"/>
+                <w:sz w:val="22"/>
+                <w:szCs w:val="22"/>
+              </w:rPr>
+              <w:t xml:space="preserve">Mini Lesson: </w:t>
+            </w:r>
+            <w:r>
+              <w:rPr>
+                <w:rFonts w:ascii="Arial" w:cs="Arial" w:eastAsia="Arial" w:hAnsi="Arial"/>
+                <w:b w:val="false"/>
+                <w:bCs w:val="false"/>
+                <w:i w:val="false"/>
+                <w:iCs w:val="false"/>
+                <w:color w:val="000000"/>
+                <w:sz w:val="22"/>
+                <w:szCs w:val="22"/>
+              </w:rPr>
+              <w:t xml:space="preserve">Binary Search Prerequisites &amp; Iterative Implementation</w:t>
+            </w:r>
+            <w:r>
+              <w:rPr>
+                <w:rFonts w:ascii="Arial" w:cs="Arial" w:eastAsia="Arial" w:hAnsi="Arial"/>
+                <w:sz w:val="20"/>
+                <w:szCs w:val="20"/>
+              </w:rPr>
+              <w:br/>
+              <w:t xml:space="preserve"/>
+            </w:r>
+            <w:r>
+              <w:rPr>
+                <w:rFonts w:ascii="Arial" w:cs="Arial" w:eastAsia="Arial" w:hAnsi="Arial"/>
+                <w:sz w:val="20"/>
+                <w:szCs w:val="20"/>
+              </w:rPr>
+              <w:br/>
+              <w:t xml:space="preserve"/>
+            </w:r>
+            <w:r>
+              <w:rPr>
+                <w:rFonts w:ascii="Arial" w:cs="Arial" w:eastAsia="Arial" w:hAnsi="Arial"/>
+                <w:b/>
+                <w:bCs/>
+                <w:i/>
+                <w:iCs/>
+                <w:color w:val="000000"/>
+                <w:sz w:val="20"/>
+                <w:szCs w:val="20"/>
+              </w:rPr>
+              <w:t xml:space="preserve">Learning Target: </w:t>
+            </w:r>
+            <w:r>
+              <w:rPr>
+                <w:rFonts w:ascii="Arial" w:cs="Arial" w:eastAsia="Arial" w:hAnsi="Arial"/>
+                <w:b w:val="false"/>
+                <w:bCs w:val="false"/>
+                <w:i/>
+                <w:iCs/>
+                <w:color w:val="333333"/>
+                <w:sz w:val="20"/>
+                <w:szCs w:val="20"/>
+              </w:rPr>
+              <w:t xml:space="preserve">I can implement iterative binary search and explain why data must be sorted.</w:t>
+            </w:r>
+            <w:r>
+              <w:rPr>
+                <w:rFonts w:ascii="Arial" w:cs="Arial" w:eastAsia="Arial" w:hAnsi="Arial"/>
+                <w:sz w:val="20"/>
+                <w:szCs w:val="20"/>
+              </w:rPr>
+              <w:br/>
+              <w:t xml:space="preserve"/>
+            </w:r>
+            <w:r>
+              <w:rPr>
+                <w:rFonts w:ascii="Arial" w:cs="Arial" w:eastAsia="Arial" w:hAnsi="Arial"/>
+                <w:sz w:val="20"/>
+                <w:szCs w:val="20"/>
+              </w:rPr>
+              <w:br/>
+              <w:t xml:space="preserve"/>
+            </w:r>
+            <w:r>
+              <w:rPr>
+                <w:rFonts w:ascii="Arial" w:cs="Arial" w:eastAsia="Arial" w:hAnsi="Arial"/>
+                <w:b w:val="false"/>
+                <w:bCs w:val="false"/>
+                <w:i w:val="false"/>
+                <w:iCs w:val="false"/>
+                <w:color w:val="000000"/>
+                <w:sz w:val="20"/>
+                <w:szCs w:val="20"/>
+              </w:rPr>
+              <w:t xml:space="preserve">Binary Search: Dividing the search space in half repeatedly. Much faster than linear search but requires sorted data.</w:t>
+            </w:r>
+            <w:r>
+              <w:rPr>
+                <w:rFonts w:ascii="Arial" w:cs="Arial" w:eastAsia="Arial" w:hAnsi="Arial"/>
+                <w:sz w:val="20"/>
+                <w:szCs w:val="20"/>
+              </w:rPr>
+              <w:br/>
+              <w:t xml:space="preserve"/>
+            </w:r>
+            <w:r>
+              <w:rPr>
+                <w:rFonts w:ascii="Arial" w:cs="Arial" w:eastAsia="Arial" w:hAnsi="Arial"/>
+                <w:b w:val="false"/>
+                <w:bCs w:val="false"/>
+                <w:i w:val="false"/>
+                <w:iCs w:val="false"/>
+                <w:color w:val="000000"/>
+                <w:sz w:val="20"/>
+                <w:szCs w:val="20"/>
+              </w:rPr>
+              <w:t xml:space="preserve">Prerequisite: The list MUST be sorted in ascending order.</w:t>
+            </w:r>
+            <w:r>
+              <w:rPr>
+                <w:rFonts w:ascii="Arial" w:cs="Arial" w:eastAsia="Arial" w:hAnsi="Arial"/>
+                <w:sz w:val="20"/>
+                <w:szCs w:val="20"/>
+              </w:rPr>
+              <w:br/>
+              <w:t xml:space="preserve"/>
+            </w:r>
+            <w:r>
+              <w:rPr>
+                <w:rFonts w:ascii="Arial" w:cs="Arial" w:eastAsia="Arial" w:hAnsi="Arial"/>
+                <w:sz w:val="20"/>
+                <w:szCs w:val="20"/>
+              </w:rPr>
+              <w:br/>
+              <w:t xml:space="preserve"/>
+            </w:r>
+            <w:r>
+              <w:rPr>
+                <w:rFonts w:ascii="Arial" w:cs="Arial" w:eastAsia="Arial" w:hAnsi="Arial"/>
+                <w:b/>
+                <w:bCs/>
+                <w:i w:val="false"/>
+                <w:iCs w:val="false"/>
+                <w:color w:val="000000"/>
+                <w:sz w:val="20"/>
+                <w:szCs w:val="20"/>
+              </w:rPr>
+              <w:t xml:space="preserve">Key Concepts:</w:t>
+            </w:r>
+            <w:r>
+              <w:rPr>
+                <w:rFonts w:ascii="Arial" w:cs="Arial" w:eastAsia="Arial" w:hAnsi="Arial"/>
+                <w:sz w:val="20"/>
+                <w:szCs w:val="20"/>
+              </w:rPr>
+              <w:br/>
+              <w:t xml:space="preserve"/>
+            </w:r>
+            <w:r>
+              <w:rPr>
+                <w:rFonts w:ascii="Arial" w:cs="Arial" w:eastAsia="Arial" w:hAnsi="Arial"/>
+                <w:b w:val="false"/>
+                <w:bCs w:val="false"/>
+                <w:i w:val="false"/>
+                <w:iCs w:val="false"/>
+                <w:color w:val="000000"/>
+                <w:sz w:val="20"/>
+                <w:szCs w:val="20"/>
+              </w:rPr>
+              <w:t xml:space="preserve">    • Best case: O(1) — found on first try (middle element)</w:t>
+            </w:r>
+            <w:r>
+              <w:rPr>
+                <w:rFonts w:ascii="Arial" w:cs="Arial" w:eastAsia="Arial" w:hAnsi="Arial"/>
+                <w:sz w:val="20"/>
+                <w:szCs w:val="20"/>
+              </w:rPr>
+              <w:br/>
+              <w:t xml:space="preserve"/>
+            </w:r>
+            <w:r>
+              <w:rPr>
+                <w:rFonts w:ascii="Arial" w:cs="Arial" w:eastAsia="Arial" w:hAnsi="Arial"/>
+                <w:b w:val="false"/>
+                <w:bCs w:val="false"/>
+                <w:i w:val="false"/>
+                <w:iCs w:val="false"/>
+                <w:color w:val="000000"/>
+                <w:sz w:val="20"/>
+                <w:szCs w:val="20"/>
+              </w:rPr>
+              <w:t xml:space="preserve">    • Average/Worst case: O(log n) — each comparison eliminates half the remaining data</w:t>
+            </w:r>
+            <w:r>
+              <w:rPr>
+                <w:rFonts w:ascii="Arial" w:cs="Arial" w:eastAsia="Arial" w:hAnsi="Arial"/>
+                <w:sz w:val="20"/>
+                <w:szCs w:val="20"/>
+              </w:rPr>
+              <w:br/>
+              <w:t xml:space="preserve"/>
+            </w:r>
+            <w:r>
+              <w:rPr>
+                <w:rFonts w:ascii="Arial" w:cs="Arial" w:eastAsia="Arial" w:hAnsi="Arial"/>
+                <w:sz w:val="20"/>
+                <w:szCs w:val="20"/>
+              </w:rPr>
+              <w:br/>
+              <w:t xml:space="preserve"/>
+            </w:r>
+            <w:r>
+              <w:rPr>
+                <w:rFonts w:ascii="Arial" w:cs="Arial" w:eastAsia="Arial" w:hAnsi="Arial"/>
+                <w:b/>
+                <w:bCs/>
+                <w:i w:val="false"/>
+                <w:iCs w:val="false"/>
+                <w:color w:val="000000"/>
+                <w:sz w:val="20"/>
+                <w:szCs w:val="20"/>
+              </w:rPr>
+              <w:t xml:space="preserve">Vocabulary: </w:t>
+            </w:r>
+            <w:r>
+              <w:rPr>
+                <w:rFonts w:ascii="Arial" w:cs="Arial" w:eastAsia="Arial" w:hAnsi="Arial"/>
+                <w:b w:val="false"/>
+                <w:bCs w:val="false"/>
+                <w:i w:val="false"/>
+                <w:iCs w:val="false"/>
+                <w:color w:val="000000"/>
+                <w:sz w:val="20"/>
+                <w:szCs w:val="20"/>
+              </w:rPr>
+              <w:t xml:space="preserve">Binary Search, sorted data, Prerequisite, Time Complexity, Why O(log n)?</w:t>
+            </w:r>
+            <w:r>
+              <w:rPr>
+                <w:rFonts w:ascii="Arial" w:cs="Arial" w:eastAsia="Arial" w:hAnsi="Arial"/>
+                <w:sz w:val="20"/>
+                <w:szCs w:val="20"/>
+              </w:rPr>
+              <w:br/>
+              <w:t xml:space="preserve"/>
+            </w:r>
+            <w:r>
+              <w:rPr>
+                <w:rFonts w:ascii="Arial" w:cs="Arial" w:eastAsia="Arial" w:hAnsi="Arial"/>
+                <w:sz w:val="20"/>
+                <w:szCs w:val="20"/>
+              </w:rPr>
+              <w:br/>
+              <w:t xml:space="preserve"/>
+            </w:r>
+            <w:r>
+              <w:rPr>
+                <w:rFonts w:ascii="Arial" w:cs="Arial" w:eastAsia="Arial" w:hAnsi="Arial"/>
+                <w:b/>
+                <w:bCs/>
+                <w:i/>
+                <w:iCs/>
+                <w:color w:val="555555"/>
+                <w:sz w:val="20"/>
+                <w:szCs w:val="20"/>
+              </w:rPr>
+              <w:t xml:space="preserve">→ Live Demo — </w:t>
+            </w:r>
+            <w:r>
+              <w:rPr>
+                <w:rFonts w:ascii="Arial" w:cs="Arial" w:eastAsia="Arial" w:hAnsi="Arial"/>
+                <w:b w:val="false"/>
+                <w:bCs w:val="false"/>
+                <w:i/>
+                <w:iCs/>
+                <w:color w:val="555555"/>
+                <w:sz w:val="20"/>
+                <w:szCs w:val="20"/>
+              </w:rPr>
+              <w:t xml:space="preserve">type examples as students follow along in their own editor.</w:t>
+            </w:r>
+            <w:r>
+              <w:rPr>
+                <w:rFonts w:ascii="Arial" w:cs="Arial" w:eastAsia="Arial" w:hAnsi="Arial"/>
+                <w:sz w:val="20"/>
+                <w:szCs w:val="20"/>
+              </w:rPr>
+              <w:br/>
+              <w:t xml:space="preserve"/>
+            </w:r>
+            <w:r>
+              <w:rPr>
+                <w:rFonts w:ascii="Arial" w:cs="Arial" w:eastAsia="Arial" w:hAnsi="Arial"/>
+                <w:b/>
+                <w:bCs/>
+                <w:i/>
+                <w:iCs/>
+                <w:color w:val="555555"/>
+                <w:sz w:val="20"/>
+                <w:szCs w:val="20"/>
+              </w:rPr>
+              <w:t xml:space="preserve">→ Check for Understanding: </w:t>
+            </w:r>
+            <w:r>
+              <w:rPr>
+                <w:rFonts w:ascii="Arial" w:cs="Arial" w:eastAsia="Arial" w:hAnsi="Arial"/>
+                <w:b w:val="false"/>
+                <w:bCs w:val="false"/>
+                <w:i/>
+                <w:iCs/>
+                <w:color w:val="555555"/>
+                <w:sz w:val="20"/>
+                <w:szCs w:val="20"/>
+              </w:rPr>
+              <w:t xml:space="preserve">pause and cold-call: “Can someone explain what we just did in their own words?”</w:t>
             </w:r>
           </w:p>
         </w:tc>
@@ -377,9 +889,9 @@
               <w:right w:val="single" w:color="CCCCCC" w:sz="1"/>
             </w:tcBorders>
             <w:tcMar>
-              <w:top w:type="dxa" w:w="60"/>
+              <w:top w:type="dxa" w:w="80"/>
               <w:left w:type="dxa" w:w="120"/>
-              <w:bottom w:type="dxa" w:w="60"/>
+              <w:bottom w:type="dxa" w:w="80"/>
               <w:right w:type="dxa" w:w="120"/>
             </w:tcMar>
           </w:tcPr>
@@ -406,20 +918,90 @@
               <w:right w:val="single" w:color="CCCCCC" w:sz="1"/>
             </w:tcBorders>
             <w:tcMar>
-              <w:top w:type="dxa" w:w="60"/>
+              <w:top w:type="dxa" w:w="80"/>
               <w:left w:type="dxa" w:w="120"/>
-              <w:bottom w:type="dxa" w:w="60"/>
+              <w:bottom w:type="dxa" w:w="80"/>
               <w:right w:type="dxa" w:w="120"/>
             </w:tcMar>
           </w:tcPr>
           <w:p>
-            <w:r>
-              <w:rPr>
-                <w:rFonts w:ascii="Arial" w:cs="Arial" w:eastAsia="Arial" w:hAnsi="Arial"/>
-                <w:sz w:val="20"/>
-                <w:szCs w:val="20"/>
+            <w:pPr>
+              <w:spacing w:after="80" w:before="80"/>
+            </w:pPr>
+            <w:r>
+              <w:rPr>
+                <w:rFonts w:ascii="Arial" w:cs="Arial" w:eastAsia="Arial" w:hAnsi="Arial"/>
+                <w:b/>
+                <w:bCs/>
+                <w:i w:val="false"/>
+                <w:iCs w:val="false"/>
+                <w:color w:val="000000"/>
+                <w:sz w:val="22"/>
+                <w:szCs w:val="22"/>
               </w:rPr>
               <w:t xml:space="preserve">Guided Practice</w:t>
+            </w:r>
+            <w:r>
+              <w:rPr>
+                <w:rFonts w:ascii="Arial" w:cs="Arial" w:eastAsia="Arial" w:hAnsi="Arial"/>
+                <w:sz w:val="20"/>
+                <w:szCs w:val="20"/>
+              </w:rPr>
+              <w:br/>
+              <w:t xml:space="preserve"/>
+            </w:r>
+            <w:r>
+              <w:rPr>
+                <w:rFonts w:ascii="Arial" w:cs="Arial" w:eastAsia="Arial" w:hAnsi="Arial"/>
+                <w:sz w:val="20"/>
+                <w:szCs w:val="20"/>
+              </w:rPr>
+              <w:br/>
+              <w:t xml:space="preserve"/>
+            </w:r>
+            <w:r>
+              <w:rPr>
+                <w:rFonts w:ascii="Arial" w:cs="Arial" w:eastAsia="Arial" w:hAnsi="Arial"/>
+                <w:b w:val="false"/>
+                <w:bCs w:val="false"/>
+                <w:i w:val="false"/>
+                <w:iCs w:val="false"/>
+                <w:color w:val="000000"/>
+                <w:sz w:val="20"/>
+                <w:szCs w:val="20"/>
+              </w:rPr>
+              <w:t xml:space="preserve">Step 1: Sort this list manually: [38, 12, 45, 9, 23, 67, 3]</w:t>
+            </w:r>
+            <w:r>
+              <w:rPr>
+                <w:rFonts w:ascii="Arial" w:cs="Arial" w:eastAsia="Arial" w:hAnsi="Arial"/>
+                <w:sz w:val="20"/>
+                <w:szCs w:val="20"/>
+              </w:rPr>
+              <w:br/>
+              <w:t xml:space="preserve"/>
+            </w:r>
+            <w:r>
+              <w:rPr>
+                <w:rFonts w:ascii="Arial" w:cs="Arial" w:eastAsia="Arial" w:hAnsi="Arial"/>
+                <w:sz w:val="20"/>
+                <w:szCs w:val="20"/>
+              </w:rPr>
+              <w:br/>
+              <w:t xml:space="preserve"/>
+            </w:r>
+            <w:r>
+              <w:rPr>
+                <w:rFonts w:ascii="Arial" w:cs="Arial" w:eastAsia="Arial" w:hAnsi="Arial"/>
+                <w:b w:val="false"/>
+                <w:bCs w:val="false"/>
+                <w:i/>
+                <w:iCs/>
+                <w:color w:val="555555"/>
+                <w:sz w:val="20"/>
+                <w:szCs w:val="20"/>
+              </w:rPr>
+              <w:t xml:space="preserve">→ Teacher models — students try alongside, then compare results.</w:t>
             </w:r>
           </w:p>
         </w:tc>
@@ -435,9 +1017,9 @@
               <w:right w:val="single" w:color="CCCCCC" w:sz="1"/>
             </w:tcBorders>
             <w:tcMar>
-              <w:top w:type="dxa" w:w="60"/>
+              <w:top w:type="dxa" w:w="80"/>
               <w:left w:type="dxa" w:w="120"/>
-              <w:bottom w:type="dxa" w:w="60"/>
+              <w:bottom w:type="dxa" w:w="80"/>
               <w:right w:type="dxa" w:w="120"/>
             </w:tcMar>
           </w:tcPr>
@@ -450,7 +1032,7 @@
                 <w:sz w:val="20"/>
                 <w:szCs w:val="20"/>
               </w:rPr>
-              <w:t xml:space="preserve">15-20 min</w:t>
+              <w:t xml:space="preserve">15–20 min</w:t>
             </w:r>
           </w:p>
         </w:tc>
@@ -464,20 +1046,81 @@
               <w:right w:val="single" w:color="CCCCCC" w:sz="1"/>
             </w:tcBorders>
             <w:tcMar>
-              <w:top w:type="dxa" w:w="60"/>
+              <w:top w:type="dxa" w:w="80"/>
               <w:left w:type="dxa" w:w="120"/>
-              <w:bottom w:type="dxa" w:w="60"/>
+              <w:bottom w:type="dxa" w:w="80"/>
               <w:right w:type="dxa" w:w="120"/>
             </w:tcMar>
           </w:tcPr>
           <w:p>
-            <w:r>
-              <w:rPr>
-                <w:rFonts w:ascii="Arial" w:cs="Arial" w:eastAsia="Arial" w:hAnsi="Arial"/>
-                <w:sz w:val="20"/>
-                <w:szCs w:val="20"/>
+            <w:pPr>
+              <w:spacing w:after="80" w:before="80"/>
+            </w:pPr>
+            <w:r>
+              <w:rPr>
+                <w:rFonts w:ascii="Arial" w:cs="Arial" w:eastAsia="Arial" w:hAnsi="Arial"/>
+                <w:b/>
+                <w:bCs/>
+                <w:i w:val="false"/>
+                <w:iCs w:val="false"/>
+                <w:color w:val="000000"/>
+                <w:sz w:val="22"/>
+                <w:szCs w:val="22"/>
               </w:rPr>
               <w:t xml:space="preserve">Independent Practice / Code Along</w:t>
+            </w:r>
+            <w:r>
+              <w:rPr>
+                <w:rFonts w:ascii="Arial" w:cs="Arial" w:eastAsia="Arial" w:hAnsi="Arial"/>
+                <w:sz w:val="20"/>
+                <w:szCs w:val="20"/>
+              </w:rPr>
+              <w:br/>
+              <w:t xml:space="preserve"/>
+            </w:r>
+            <w:r>
+              <w:rPr>
+                <w:rFonts w:ascii="Arial" w:cs="Arial" w:eastAsia="Arial" w:hAnsi="Arial"/>
+                <w:b w:val="false"/>
+                <w:bCs w:val="false"/>
+                <w:i w:val="false"/>
+                <w:iCs w:val="false"/>
+                <w:color w:val="000000"/>
+                <w:sz w:val="20"/>
+                <w:szCs w:val="20"/>
+              </w:rPr>
+              <w:t xml:space="preserve">    Work through problems from the day's exercise set.</w:t>
+            </w:r>
+            <w:r>
+              <w:rPr>
+                <w:rFonts w:ascii="Arial" w:cs="Arial" w:eastAsia="Arial" w:hAnsi="Arial"/>
+                <w:sz w:val="20"/>
+                <w:szCs w:val="20"/>
+              </w:rPr>
+              <w:br/>
+              <w:t xml:space="preserve"/>
+            </w:r>
+            <w:r>
+              <w:rPr>
+                <w:rFonts w:ascii="Arial" w:cs="Arial" w:eastAsia="Arial" w:hAnsi="Arial"/>
+                <w:sz w:val="20"/>
+                <w:szCs w:val="20"/>
+              </w:rPr>
+              <w:br/>
+              <w:t xml:space="preserve"/>
+            </w:r>
+            <w:r>
+              <w:rPr>
+                <w:rFonts w:ascii="Arial" w:cs="Arial" w:eastAsia="Arial" w:hAnsi="Arial"/>
+                <w:b w:val="false"/>
+                <w:bCs w:val="false"/>
+                <w:i/>
+                <w:iCs/>
+                <w:color w:val="555555"/>
+                <w:sz w:val="20"/>
+                <w:szCs w:val="20"/>
+              </w:rPr>
+              <w:t xml:space="preserve">→ Teacher circulates — offer hints, check for understanding.</w:t>
             </w:r>
           </w:p>
         </w:tc>
@@ -493,9 +1136,9 @@
               <w:right w:val="single" w:color="CCCCCC" w:sz="1"/>
             </w:tcBorders>
             <w:tcMar>
-              <w:top w:type="dxa" w:w="60"/>
+              <w:top w:type="dxa" w:w="80"/>
               <w:left w:type="dxa" w:w="120"/>
-              <w:bottom w:type="dxa" w:w="60"/>
+              <w:bottom w:type="dxa" w:w="80"/>
               <w:right w:type="dxa" w:w="120"/>
             </w:tcMar>
           </w:tcPr>
@@ -522,20 +1165,90 @@
               <w:right w:val="single" w:color="CCCCCC" w:sz="1"/>
             </w:tcBorders>
             <w:tcMar>
-              <w:top w:type="dxa" w:w="60"/>
+              <w:top w:type="dxa" w:w="80"/>
               <w:left w:type="dxa" w:w="120"/>
-              <w:bottom w:type="dxa" w:w="60"/>
+              <w:bottom w:type="dxa" w:w="80"/>
               <w:right w:type="dxa" w:w="120"/>
             </w:tcMar>
           </w:tcPr>
           <w:p>
-            <w:r>
-              <w:rPr>
-                <w:rFonts w:ascii="Arial" w:cs="Arial" w:eastAsia="Arial" w:hAnsi="Arial"/>
-                <w:sz w:val="20"/>
-                <w:szCs w:val="20"/>
+            <w:pPr>
+              <w:spacing w:after="80" w:before="80"/>
+            </w:pPr>
+            <w:r>
+              <w:rPr>
+                <w:rFonts w:ascii="Arial" w:cs="Arial" w:eastAsia="Arial" w:hAnsi="Arial"/>
+                <w:b/>
+                <w:bCs/>
+                <w:i w:val="false"/>
+                <w:iCs w:val="false"/>
+                <w:color w:val="000000"/>
+                <w:sz w:val="22"/>
+                <w:szCs w:val="22"/>
               </w:rPr>
               <w:t xml:space="preserve">Exit Ticket / Wrap-Up</w:t>
+            </w:r>
+            <w:r>
+              <w:rPr>
+                <w:rFonts w:ascii="Arial" w:cs="Arial" w:eastAsia="Arial" w:hAnsi="Arial"/>
+                <w:sz w:val="20"/>
+                <w:szCs w:val="20"/>
+              </w:rPr>
+              <w:br/>
+              <w:t xml:space="preserve"/>
+            </w:r>
+            <w:r>
+              <w:rPr>
+                <w:rFonts w:ascii="Arial" w:cs="Arial" w:eastAsia="Arial" w:hAnsi="Arial"/>
+                <w:sz w:val="20"/>
+                <w:szCs w:val="20"/>
+              </w:rPr>
+              <w:br/>
+              <w:t xml:space="preserve"/>
+            </w:r>
+            <w:r>
+              <w:rPr>
+                <w:rFonts w:ascii="Arial" w:cs="Arial" w:eastAsia="Arial" w:hAnsi="Arial"/>
+                <w:b w:val="false"/>
+                <w:bCs w:val="false"/>
+                <w:i w:val="false"/>
+                <w:iCs w:val="false"/>
+                <w:color w:val="000000"/>
+                <w:sz w:val="20"/>
+                <w:szCs w:val="20"/>
+              </w:rPr>
+              <w:t xml:space="preserve">Quick Check: Implement iterative binary search and explain why data must be sorted?</w:t>
+            </w:r>
+            <w:r>
+              <w:rPr>
+                <w:rFonts w:ascii="Arial" w:cs="Arial" w:eastAsia="Arial" w:hAnsi="Arial"/>
+                <w:sz w:val="20"/>
+                <w:szCs w:val="20"/>
+              </w:rPr>
+              <w:br/>
+              <w:t xml:space="preserve"/>
+            </w:r>
+            <w:r>
+              <w:rPr>
+                <w:rFonts w:ascii="Arial" w:cs="Arial" w:eastAsia="Arial" w:hAnsi="Arial"/>
+                <w:sz w:val="20"/>
+                <w:szCs w:val="20"/>
+              </w:rPr>
+              <w:br/>
+              <w:t xml:space="preserve"/>
+            </w:r>
+            <w:r>
+              <w:rPr>
+                <w:rFonts w:ascii="Arial" w:cs="Arial" w:eastAsia="Arial" w:hAnsi="Arial"/>
+                <w:b w:val="false"/>
+                <w:bCs w:val="false"/>
+                <w:i/>
+                <w:iCs/>
+                <w:color w:val="555555"/>
+                <w:sz w:val="20"/>
+                <w:szCs w:val="20"/>
+              </w:rPr>
+              <w:t xml:space="preserve">→ 3–2–1: Name 3 things learned, 2 new vocab words, 1 question you still have.</w:t>
             </w:r>
           </w:p>
         </w:tc>
@@ -834,19 +1547,6 @@
                 <w:sz w:val="18"/>
                 <w:szCs w:val="18"/>
               </w:rPr>
-              <w:t xml:space="preserve"># Iterative Binary Search</w:t>
-            </w:r>
-          </w:p>
-          <w:p>
-            <w:pPr>
-              <w:spacing w:after="20"/>
-            </w:pPr>
-            <w:r>
-              <w:rPr>
-                <w:rFonts w:ascii="Courier New" w:cs="Courier New" w:eastAsia="Courier New" w:hAnsi="Courier New"/>
-                <w:sz w:val="18"/>
-                <w:szCs w:val="18"/>
-              </w:rPr>
               <w:t xml:space="preserve">def binary_search(arr, target):</w:t>
             </w:r>
           </w:p>
@@ -1107,7 +1807,7 @@
                 <w:sz w:val="18"/>
                 <w:szCs w:val="18"/>
               </w:rPr>
-              <w:t xml:space="preserve"># Test with sorted list</w:t>
+              <w:t xml:space="preserve"> </w:t>
             </w:r>
           </w:p>
           <w:p>
@@ -1185,7 +1885,7 @@
                 <w:sz w:val="18"/>
                 <w:szCs w:val="18"/>
               </w:rPr>
-              <w:t xml:space="preserve"># With step-by-step visualization</w:t>
+              <w:t xml:space="preserve"> </w:t>
             </w:r>
           </w:p>
           <w:p>
@@ -1497,7 +2197,7 @@
                 <w:sz w:val="18"/>
                 <w:szCs w:val="18"/>
               </w:rPr>
-              <w:t xml:space="preserve"># Test</w:t>
+              <w:t xml:space="preserve"> </w:t>
             </w:r>
           </w:p>
           <w:p>
@@ -1577,20 +2277,46 @@
                 <w:sz w:val="18"/>
                 <w:szCs w:val="18"/>
               </w:rPr>
-              <w:t xml:space="preserve"># Beginner - Trace of binary_search([18, 22, 25, 31, 35, 42, 48, 55], 31)</w:t>
-            </w:r>
-          </w:p>
-          <w:p>
-            <w:pPr>
-              <w:spacing w:after="20"/>
-            </w:pPr>
-            <w:r>
-              <w:rPr>
-                <w:rFonts w:ascii="Courier New" w:cs="Courier New" w:eastAsia="Courier New" w:hAnsi="Courier New"/>
-                <w:sz w:val="18"/>
-                <w:szCs w:val="18"/>
-              </w:rPr>
-              <w:t xml:space="preserve"># Step 1: left=0, right=7, mid=3, arr[3]=31. Found immediately!</w:t>
+              <w:t xml:space="preserve">def binary_search_safe(arr, target):</w:t>
+            </w:r>
+          </w:p>
+          <w:p>
+            <w:pPr>
+              <w:spacing w:after="20"/>
+            </w:pPr>
+            <w:r>
+              <w:rPr>
+                <w:rFonts w:ascii="Courier New" w:cs="Courier New" w:eastAsia="Courier New" w:hAnsi="Courier New"/>
+                <w:sz w:val="18"/>
+                <w:szCs w:val="18"/>
+              </w:rPr>
+              <w:t xml:space="preserve">    # Check if sorted</w:t>
+            </w:r>
+          </w:p>
+          <w:p>
+            <w:pPr>
+              <w:spacing w:after="20"/>
+            </w:pPr>
+            <w:r>
+              <w:rPr>
+                <w:rFonts w:ascii="Courier New" w:cs="Courier New" w:eastAsia="Courier New" w:hAnsi="Courier New"/>
+                <w:sz w:val="18"/>
+                <w:szCs w:val="18"/>
+              </w:rPr>
+              <w:t xml:space="preserve">    if arr != sorted(arr):</w:t>
+            </w:r>
+          </w:p>
+          <w:p>
+            <w:pPr>
+              <w:spacing w:after="20"/>
+            </w:pPr>
+            <w:r>
+              <w:rPr>
+                <w:rFonts w:ascii="Courier New" w:cs="Courier New" w:eastAsia="Courier New" w:hAnsi="Courier New"/>
+                <w:sz w:val="18"/>
+                <w:szCs w:val="18"/>
+              </w:rPr>
+              <w:t xml:space="preserve">        raise ValueError("List must be sorted for binary search")</w:t>
             </w:r>
           </w:p>
           <w:p>
@@ -1616,59 +2342,20 @@
                 <w:sz w:val="18"/>
                 <w:szCs w:val="18"/>
               </w:rPr>
-              <w:t xml:space="preserve"># Intermediate</w:t>
-            </w:r>
-          </w:p>
-          <w:p>
-            <w:pPr>
-              <w:spacing w:after="20"/>
-            </w:pPr>
-            <w:r>
-              <w:rPr>
-                <w:rFonts w:ascii="Courier New" w:cs="Courier New" w:eastAsia="Courier New" w:hAnsi="Courier New"/>
-                <w:sz w:val="18"/>
-                <w:szCs w:val="18"/>
-              </w:rPr>
-              <w:t xml:space="preserve">def binary_search_safe(arr, target):</w:t>
-            </w:r>
-          </w:p>
-          <w:p>
-            <w:pPr>
-              <w:spacing w:after="20"/>
-            </w:pPr>
-            <w:r>
-              <w:rPr>
-                <w:rFonts w:ascii="Courier New" w:cs="Courier New" w:eastAsia="Courier New" w:hAnsi="Courier New"/>
-                <w:sz w:val="18"/>
-                <w:szCs w:val="18"/>
-              </w:rPr>
-              <w:t xml:space="preserve">    # Check if sorted</w:t>
-            </w:r>
-          </w:p>
-          <w:p>
-            <w:pPr>
-              <w:spacing w:after="20"/>
-            </w:pPr>
-            <w:r>
-              <w:rPr>
-                <w:rFonts w:ascii="Courier New" w:cs="Courier New" w:eastAsia="Courier New" w:hAnsi="Courier New"/>
-                <w:sz w:val="18"/>
-                <w:szCs w:val="18"/>
-              </w:rPr>
-              <w:t xml:space="preserve">    if arr != sorted(arr):</w:t>
-            </w:r>
-          </w:p>
-          <w:p>
-            <w:pPr>
-              <w:spacing w:after="20"/>
-            </w:pPr>
-            <w:r>
-              <w:rPr>
-                <w:rFonts w:ascii="Courier New" w:cs="Courier New" w:eastAsia="Courier New" w:hAnsi="Courier New"/>
-                <w:sz w:val="18"/>
-                <w:szCs w:val="18"/>
-              </w:rPr>
-              <w:t xml:space="preserve">        raise ValueError("List must be sorted for binary search")</w:t>
+              <w:t xml:space="preserve">    left = 0</w:t>
+            </w:r>
+          </w:p>
+          <w:p>
+            <w:pPr>
+              <w:spacing w:after="20"/>
+            </w:pPr>
+            <w:r>
+              <w:rPr>
+                <w:rFonts w:ascii="Courier New" w:cs="Courier New" w:eastAsia="Courier New" w:hAnsi="Courier New"/>
+                <w:sz w:val="18"/>
+                <w:szCs w:val="18"/>
+              </w:rPr>
+              <w:t xml:space="preserve">    right = len(arr) - 1</w:t>
             </w:r>
           </w:p>
           <w:p>
@@ -1694,20 +2381,98 @@
                 <w:sz w:val="18"/>
                 <w:szCs w:val="18"/>
               </w:rPr>
-              <w:t xml:space="preserve">    left = 0</w:t>
-            </w:r>
-          </w:p>
-          <w:p>
-            <w:pPr>
-              <w:spacing w:after="20"/>
-            </w:pPr>
-            <w:r>
-              <w:rPr>
-                <w:rFonts w:ascii="Courier New" w:cs="Courier New" w:eastAsia="Courier New" w:hAnsi="Courier New"/>
-                <w:sz w:val="18"/>
-                <w:szCs w:val="18"/>
-              </w:rPr>
-              <w:t xml:space="preserve">    right = len(arr) - 1</w:t>
+              <w:t xml:space="preserve">    while left &lt;= right:</w:t>
+            </w:r>
+          </w:p>
+          <w:p>
+            <w:pPr>
+              <w:spacing w:after="20"/>
+            </w:pPr>
+            <w:r>
+              <w:rPr>
+                <w:rFonts w:ascii="Courier New" w:cs="Courier New" w:eastAsia="Courier New" w:hAnsi="Courier New"/>
+                <w:sz w:val="18"/>
+                <w:szCs w:val="18"/>
+              </w:rPr>
+              <w:t xml:space="preserve">        mid = (left + right) // 2</w:t>
+            </w:r>
+          </w:p>
+          <w:p>
+            <w:pPr>
+              <w:spacing w:after="20"/>
+            </w:pPr>
+            <w:r>
+              <w:rPr>
+                <w:rFonts w:ascii="Courier New" w:cs="Courier New" w:eastAsia="Courier New" w:hAnsi="Courier New"/>
+                <w:sz w:val="18"/>
+                <w:szCs w:val="18"/>
+              </w:rPr>
+              <w:t xml:space="preserve">        if arr[mid] == target:</w:t>
+            </w:r>
+          </w:p>
+          <w:p>
+            <w:pPr>
+              <w:spacing w:after="20"/>
+            </w:pPr>
+            <w:r>
+              <w:rPr>
+                <w:rFonts w:ascii="Courier New" w:cs="Courier New" w:eastAsia="Courier New" w:hAnsi="Courier New"/>
+                <w:sz w:val="18"/>
+                <w:szCs w:val="18"/>
+              </w:rPr>
+              <w:t xml:space="preserve">            return True</w:t>
+            </w:r>
+          </w:p>
+          <w:p>
+            <w:pPr>
+              <w:spacing w:after="20"/>
+            </w:pPr>
+            <w:r>
+              <w:rPr>
+                <w:rFonts w:ascii="Courier New" w:cs="Courier New" w:eastAsia="Courier New" w:hAnsi="Courier New"/>
+                <w:sz w:val="18"/>
+                <w:szCs w:val="18"/>
+              </w:rPr>
+              <w:t xml:space="preserve">        elif arr[mid] &lt; target:</w:t>
+            </w:r>
+          </w:p>
+          <w:p>
+            <w:pPr>
+              <w:spacing w:after="20"/>
+            </w:pPr>
+            <w:r>
+              <w:rPr>
+                <w:rFonts w:ascii="Courier New" w:cs="Courier New" w:eastAsia="Courier New" w:hAnsi="Courier New"/>
+                <w:sz w:val="18"/>
+                <w:szCs w:val="18"/>
+              </w:rPr>
+              <w:t xml:space="preserve">            left = mid + 1</w:t>
+            </w:r>
+          </w:p>
+          <w:p>
+            <w:pPr>
+              <w:spacing w:after="20"/>
+            </w:pPr>
+            <w:r>
+              <w:rPr>
+                <w:rFonts w:ascii="Courier New" w:cs="Courier New" w:eastAsia="Courier New" w:hAnsi="Courier New"/>
+                <w:sz w:val="18"/>
+                <w:szCs w:val="18"/>
+              </w:rPr>
+              <w:t xml:space="preserve">        else:</w:t>
+            </w:r>
+          </w:p>
+          <w:p>
+            <w:pPr>
+              <w:spacing w:after="20"/>
+            </w:pPr>
+            <w:r>
+              <w:rPr>
+                <w:rFonts w:ascii="Courier New" w:cs="Courier New" w:eastAsia="Courier New" w:hAnsi="Courier New"/>
+                <w:sz w:val="18"/>
+                <w:szCs w:val="18"/>
+              </w:rPr>
+              <w:t xml:space="preserve">            right = mid - 1</w:t>
             </w:r>
           </w:p>
           <w:p>
@@ -1733,98 +2498,7 @@
                 <w:sz w:val="18"/>
                 <w:szCs w:val="18"/>
               </w:rPr>
-              <w:t xml:space="preserve">    while left &lt;= right:</w:t>
-            </w:r>
-          </w:p>
-          <w:p>
-            <w:pPr>
-              <w:spacing w:after="20"/>
-            </w:pPr>
-            <w:r>
-              <w:rPr>
-                <w:rFonts w:ascii="Courier New" w:cs="Courier New" w:eastAsia="Courier New" w:hAnsi="Courier New"/>
-                <w:sz w:val="18"/>
-                <w:szCs w:val="18"/>
-              </w:rPr>
-              <w:t xml:space="preserve">        mid = (left + right) // 2</w:t>
-            </w:r>
-          </w:p>
-          <w:p>
-            <w:pPr>
-              <w:spacing w:after="20"/>
-            </w:pPr>
-            <w:r>
-              <w:rPr>
-                <w:rFonts w:ascii="Courier New" w:cs="Courier New" w:eastAsia="Courier New" w:hAnsi="Courier New"/>
-                <w:sz w:val="18"/>
-                <w:szCs w:val="18"/>
-              </w:rPr>
-              <w:t xml:space="preserve">        if arr[mid] == target:</w:t>
-            </w:r>
-          </w:p>
-          <w:p>
-            <w:pPr>
-              <w:spacing w:after="20"/>
-            </w:pPr>
-            <w:r>
-              <w:rPr>
-                <w:rFonts w:ascii="Courier New" w:cs="Courier New" w:eastAsia="Courier New" w:hAnsi="Courier New"/>
-                <w:sz w:val="18"/>
-                <w:szCs w:val="18"/>
-              </w:rPr>
-              <w:t xml:space="preserve">            return True</w:t>
-            </w:r>
-          </w:p>
-          <w:p>
-            <w:pPr>
-              <w:spacing w:after="20"/>
-            </w:pPr>
-            <w:r>
-              <w:rPr>
-                <w:rFonts w:ascii="Courier New" w:cs="Courier New" w:eastAsia="Courier New" w:hAnsi="Courier New"/>
-                <w:sz w:val="18"/>
-                <w:szCs w:val="18"/>
-              </w:rPr>
-              <w:t xml:space="preserve">        elif arr[mid] &lt; target:</w:t>
-            </w:r>
-          </w:p>
-          <w:p>
-            <w:pPr>
-              <w:spacing w:after="20"/>
-            </w:pPr>
-            <w:r>
-              <w:rPr>
-                <w:rFonts w:ascii="Courier New" w:cs="Courier New" w:eastAsia="Courier New" w:hAnsi="Courier New"/>
-                <w:sz w:val="18"/>
-                <w:szCs w:val="18"/>
-              </w:rPr>
-              <w:t xml:space="preserve">            left = mid + 1</w:t>
-            </w:r>
-          </w:p>
-          <w:p>
-            <w:pPr>
-              <w:spacing w:after="20"/>
-            </w:pPr>
-            <w:r>
-              <w:rPr>
-                <w:rFonts w:ascii="Courier New" w:cs="Courier New" w:eastAsia="Courier New" w:hAnsi="Courier New"/>
-                <w:sz w:val="18"/>
-                <w:szCs w:val="18"/>
-              </w:rPr>
-              <w:t xml:space="preserve">        else:</w:t>
-            </w:r>
-          </w:p>
-          <w:p>
-            <w:pPr>
-              <w:spacing w:after="20"/>
-            </w:pPr>
-            <w:r>
-              <w:rPr>
-                <w:rFonts w:ascii="Courier New" w:cs="Courier New" w:eastAsia="Courier New" w:hAnsi="Courier New"/>
-                <w:sz w:val="18"/>
-                <w:szCs w:val="18"/>
-              </w:rPr>
-              <w:t xml:space="preserve">            right = mid - 1</w:t>
+              <w:t xml:space="preserve">    return False</w:t>
             </w:r>
           </w:p>
           <w:p>
@@ -1850,19 +2524,6 @@
                 <w:sz w:val="18"/>
                 <w:szCs w:val="18"/>
               </w:rPr>
-              <w:t xml:space="preserve">    return False</w:t>
-            </w:r>
-          </w:p>
-          <w:p>
-            <w:pPr>
-              <w:spacing w:after="20"/>
-            </w:pPr>
-            <w:r>
-              <w:rPr>
-                <w:rFonts w:ascii="Courier New" w:cs="Courier New" w:eastAsia="Courier New" w:hAnsi="Courier New"/>
-                <w:sz w:val="18"/>
-                <w:szCs w:val="18"/>
-              </w:rPr>
               <w:t xml:space="preserve"> </w:t>
             </w:r>
           </w:p>
@@ -1876,85 +2537,7 @@
                 <w:sz w:val="18"/>
                 <w:szCs w:val="18"/>
               </w:rPr>
-              <w:t xml:space="preserve"># Challenge</w:t>
-            </w:r>
-          </w:p>
-          <w:p>
-            <w:pPr>
-              <w:spacing w:after="20"/>
-            </w:pPr>
-            <w:r>
-              <w:rPr>
-                <w:rFonts w:ascii="Courier New" w:cs="Courier New" w:eastAsia="Courier New" w:hAnsi="Courier New"/>
-                <w:sz w:val="18"/>
-                <w:szCs w:val="18"/>
-              </w:rPr>
               <w:t xml:space="preserve">unsorted = [5, 2, 8, 1, 9]</w:t>
-            </w:r>
-          </w:p>
-          <w:p>
-            <w:pPr>
-              <w:spacing w:after="20"/>
-            </w:pPr>
-            <w:r>
-              <w:rPr>
-                <w:rFonts w:ascii="Courier New" w:cs="Courier New" w:eastAsia="Courier New" w:hAnsi="Courier New"/>
-                <w:sz w:val="18"/>
-                <w:szCs w:val="18"/>
-              </w:rPr>
-              <w:t xml:space="preserve"># Searching for 2:</w:t>
-            </w:r>
-          </w:p>
-          <w:p>
-            <w:pPr>
-              <w:spacing w:after="20"/>
-            </w:pPr>
-            <w:r>
-              <w:rPr>
-                <w:rFonts w:ascii="Courier New" w:cs="Courier New" w:eastAsia="Courier New" w:hAnsi="Courier New"/>
-                <w:sz w:val="18"/>
-                <w:szCs w:val="18"/>
-              </w:rPr>
-              <w:t xml:space="preserve"># mid = index 2 (value 8), 2 &lt; 8, so search left</w:t>
-            </w:r>
-          </w:p>
-          <w:p>
-            <w:pPr>
-              <w:spacing w:after="20"/>
-            </w:pPr>
-            <w:r>
-              <w:rPr>
-                <w:rFonts w:ascii="Courier New" w:cs="Courier New" w:eastAsia="Courier New" w:hAnsi="Courier New"/>
-                <w:sz w:val="18"/>
-                <w:szCs w:val="18"/>
-              </w:rPr>
-              <w:t xml:space="preserve"># mid = index 0 (value 5), 2 &lt; 5, so search left</w:t>
-            </w:r>
-          </w:p>
-          <w:p>
-            <w:pPr>
-              <w:spacing w:after="20"/>
-            </w:pPr>
-            <w:r>
-              <w:rPr>
-                <w:rFonts w:ascii="Courier New" w:cs="Courier New" w:eastAsia="Courier New" w:hAnsi="Courier New"/>
-                <w:sz w:val="18"/>
-                <w:szCs w:val="18"/>
-              </w:rPr>
-              <w:t xml:space="preserve"># left &gt; right, return -1 (not found!)</w:t>
-            </w:r>
-          </w:p>
-          <w:p>
-            <w:pPr>
-              <w:spacing w:after="20"/>
-            </w:pPr>
-            <w:r>
-              <w:rPr>
-                <w:rFonts w:ascii="Courier New" w:cs="Courier New" w:eastAsia="Courier New" w:hAnsi="Courier New"/>
-                <w:sz w:val="18"/>
-                <w:szCs w:val="18"/>
-              </w:rPr>
-              <w:t xml:space="preserve"># But 2 is actually in the list! Binary search fails on unsorted data.</w:t>
             </w:r>
           </w:p>
         </w:tc>

--- a/Coding 2 - year/Unit 5 - Sorting Searching & Recursion/Daily Lesson Plans/Word/Day 5.docx
+++ b/Coding 2 - year/Unit 5 - Sorting Searching & Recursion/Daily Lesson Plans/Word/Day 5.docx
@@ -380,7 +380,7 @@
                 <w:sz w:val="20"/>
                 <w:szCs w:val="20"/>
               </w:rPr>
-              <w:t xml:space="preserve">    What do you already know about how to implement iterative binary search and explain why data must be sorted?</w:t>
+              <w:t xml:space="preserve">    Why might a programmer need to implement iterative binary search and explain why data must be sorted? What problem does it solve?</w:t>
             </w:r>
             <w:r>
               <w:rPr>
@@ -477,7 +477,7 @@
                 <w:sz w:val="20"/>
                 <w:szCs w:val="20"/>
               </w:rPr>
-              <w:t xml:space="preserve">Today's Goal: By the end of class you will be able to implement iterative binary search and explain why data must be sorted.</w:t>
+              <w:t xml:space="preserve">Today’s Goal: By the end of class you will be able to implement iterative binary search and explain why data must be sorted.</w:t>
             </w:r>
             <w:r>
               <w:rPr>
@@ -1217,7 +1217,7 @@
                 <w:sz w:val="20"/>
                 <w:szCs w:val="20"/>
               </w:rPr>
-              <w:t xml:space="preserve">Quick Check: Implement iterative binary search and explain why data must be sorted?</w:t>
+              <w:t xml:space="preserve">Describe the steps you'd follow to implement iterative binary search and explain why data must be sorted. What would you check to confirm it worked?</w:t>
             </w:r>
             <w:r>
               <w:rPr>

--- a/Coding 2 - year/Unit 5 - Sorting Searching & Recursion/Daily Lesson Plans/Word/Day 5.docx
+++ b/Coding 2 - year/Unit 5 - Sorting Searching & Recursion/Daily Lesson Plans/Word/Day 5.docx
@@ -1081,6 +1081,19 @@
             <w:r>
               <w:rPr>
                 <w:rFonts w:ascii="Arial" w:cs="Arial" w:eastAsia="Arial" w:hAnsi="Arial"/>
+                <w:b/>
+                <w:bCs/>
+                <w:i w:val="false"/>
+                <w:iCs w:val="false"/>
+                <w:color w:val="000000"/>
+                <w:sz w:val="20"/>
+                <w:szCs w:val="20"/>
+              </w:rPr>
+              <w:t xml:space="preserve">    Beginner: </w:t>
+            </w:r>
+            <w:r>
+              <w:rPr>
+                <w:rFonts w:ascii="Arial" w:cs="Arial" w:eastAsia="Arial" w:hAnsi="Arial"/>
                 <w:b w:val="false"/>
                 <w:bCs w:val="false"/>
                 <w:i w:val="false"/>
@@ -1089,7 +1102,77 @@
                 <w:sz w:val="20"/>
                 <w:szCs w:val="20"/>
               </w:rPr>
-              <w:t xml:space="preserve">    Work through problems from the day's exercise set.</w:t>
+              <w:t xml:space="preserve">Implement binary search on a list of ages: [18, 22, 25, 31, 35, 42, 48, 55]. Search for age 31. Trace through step by step.</w:t>
+            </w:r>
+            <w:r>
+              <w:rPr>
+                <w:rFonts w:ascii="Arial" w:cs="Arial" w:eastAsia="Arial" w:hAnsi="Arial"/>
+                <w:sz w:val="20"/>
+                <w:szCs w:val="20"/>
+              </w:rPr>
+              <w:br/>
+              <w:t xml:space="preserve"/>
+            </w:r>
+            <w:r>
+              <w:rPr>
+                <w:rFonts w:ascii="Arial" w:cs="Arial" w:eastAsia="Arial" w:hAnsi="Arial"/>
+                <w:b/>
+                <w:bCs/>
+                <w:i w:val="false"/>
+                <w:iCs w:val="false"/>
+                <w:color w:val="000000"/>
+                <w:sz w:val="20"/>
+                <w:szCs w:val="20"/>
+              </w:rPr>
+              <w:t xml:space="preserve">    Intermediate: </w:t>
+            </w:r>
+            <w:r>
+              <w:rPr>
+                <w:rFonts w:ascii="Arial" w:cs="Arial" w:eastAsia="Arial" w:hAnsi="Arial"/>
+                <w:b w:val="false"/>
+                <w:bCs w:val="false"/>
+                <w:i w:val="false"/>
+                <w:iCs w:val="false"/>
+                <w:color w:val="000000"/>
+                <w:sz w:val="20"/>
+                <w:szCs w:val="20"/>
+              </w:rPr>
+              <w:t xml:space="preserve">Write a function that returns True/False instead of an index. Also, handle the case where the input list might NOT be sorted (check first, o…</w:t>
+            </w:r>
+            <w:r>
+              <w:rPr>
+                <w:rFonts w:ascii="Arial" w:cs="Arial" w:eastAsia="Arial" w:hAnsi="Arial"/>
+                <w:sz w:val="20"/>
+                <w:szCs w:val="20"/>
+              </w:rPr>
+              <w:br/>
+              <w:t xml:space="preserve"/>
+            </w:r>
+            <w:r>
+              <w:rPr>
+                <w:rFonts w:ascii="Arial" w:cs="Arial" w:eastAsia="Arial" w:hAnsi="Arial"/>
+                <w:b/>
+                <w:bCs/>
+                <w:i w:val="false"/>
+                <w:iCs w:val="false"/>
+                <w:color w:val="000000"/>
+                <w:sz w:val="20"/>
+                <w:szCs w:val="20"/>
+              </w:rPr>
+              <w:t xml:space="preserve">    Challenge: </w:t>
+            </w:r>
+            <w:r>
+              <w:rPr>
+                <w:rFonts w:ascii="Arial" w:cs="Arial" w:eastAsia="Arial" w:hAnsi="Arial"/>
+                <w:b w:val="false"/>
+                <w:bCs w:val="false"/>
+                <w:i w:val="false"/>
+                <w:iCs w:val="false"/>
+                <w:color w:val="000000"/>
+                <w:sz w:val="20"/>
+                <w:szCs w:val="20"/>
+              </w:rPr>
+              <w:t xml:space="preserve">What happens if you call binary search on an UNSORTED list? Give an example where it fails.</w:t>
             </w:r>
             <w:r>
               <w:rPr>
@@ -2701,6 +2784,94 @@
       <w:pPr>
         <w:spacing w:after="160"/>
       </w:pPr>
+    </w:p>
+    <w:p>
+      <w:pPr>
+        <w:pBdr>
+          <w:bottom w:val="single" w:color="1B7A4A" w:sz="4" w:space="4"/>
+        </w:pBdr>
+        <w:spacing w:after="100" w:before="120"/>
+      </w:pPr>
+      <w:r>
+        <w:rPr>
+          <w:rFonts w:ascii="Arial" w:cs="Arial" w:eastAsia="Arial" w:hAnsi="Arial"/>
+          <w:b/>
+          <w:bCs/>
+          <w:color w:val="1B7A4A"/>
+          <w:sz w:val="24"/>
+          <w:szCs w:val="24"/>
+        </w:rPr>
+        <w:t xml:space="preserve">Practice Problems</w:t>
+      </w:r>
+    </w:p>
+    <w:p>
+      <w:pPr>
+        <w:spacing w:after="80"/>
+      </w:pPr>
+      <w:r>
+        <w:rPr>
+          <w:rFonts w:ascii="Arial" w:cs="Arial" w:eastAsia="Arial" w:hAnsi="Arial"/>
+          <w:b/>
+          <w:bCs/>
+          <w:sz w:val="20"/>
+          <w:szCs w:val="20"/>
+        </w:rPr>
+        <w:t xml:space="preserve">Problem 1: </w:t>
+      </w:r>
+      <w:r>
+        <w:rPr>
+          <w:rFonts w:ascii="Arial" w:cs="Arial" w:eastAsia="Arial" w:hAnsi="Arial"/>
+          <w:sz w:val="20"/>
+          <w:szCs w:val="20"/>
+        </w:rPr>
+        <w:t xml:space="preserve">Beginner:  Implement binary search on a list of ages: [18, 22, 25, 31, 35, 42, 48, 55]. Search for age 31. Trace through step by step.</w:t>
+      </w:r>
+    </w:p>
+    <w:p>
+      <w:pPr>
+        <w:spacing w:after="80"/>
+      </w:pPr>
+      <w:r>
+        <w:rPr>
+          <w:rFonts w:ascii="Arial" w:cs="Arial" w:eastAsia="Arial" w:hAnsi="Arial"/>
+          <w:b/>
+          <w:bCs/>
+          <w:sz w:val="20"/>
+          <w:szCs w:val="20"/>
+        </w:rPr>
+        <w:t xml:space="preserve">Problem 2: </w:t>
+      </w:r>
+      <w:r>
+        <w:rPr>
+          <w:rFonts w:ascii="Arial" w:cs="Arial" w:eastAsia="Arial" w:hAnsi="Arial"/>
+          <w:sz w:val="20"/>
+          <w:szCs w:val="20"/>
+        </w:rPr>
+        <w:t xml:space="preserve">Intermediate:  Write a function that returns True/False instead of an index. Also, handle the case where the input list might NOT be sorted (check first, or return an error).</w:t>
+      </w:r>
+    </w:p>
+    <w:p>
+      <w:pPr>
+        <w:spacing w:after="80"/>
+      </w:pPr>
+      <w:r>
+        <w:rPr>
+          <w:rFonts w:ascii="Arial" w:cs="Arial" w:eastAsia="Arial" w:hAnsi="Arial"/>
+          <w:b/>
+          <w:bCs/>
+          <w:sz w:val="20"/>
+          <w:szCs w:val="20"/>
+        </w:rPr>
+        <w:t xml:space="preserve">Problem 3: </w:t>
+      </w:r>
+      <w:r>
+        <w:rPr>
+          <w:rFonts w:ascii="Arial" w:cs="Arial" w:eastAsia="Arial" w:hAnsi="Arial"/>
+          <w:sz w:val="20"/>
+          <w:szCs w:val="20"/>
+        </w:rPr>
+        <w:t xml:space="preserve">Challenge:  What happens if you call binary search on an UNSORTED list? Give an example where it fails.</w:t>
+      </w:r>
     </w:p>
     <w:p>
       <w:pPr>
